--- a/docs/validation/V10_Channel_Story_National_Counterpart.docx
+++ b/docs/validation/V10_Channel_Story_National_Counterpart.docx
@@ -45,7 +45,7 @@
           <w:sz w:val="24"/>
           <w:szCs w:val="24"/>
         </w:rPr>
-        <w:t xml:space="preserve">Check 10 of 17 · Model pass · Recorded in document 22 · Gates G4, G5, G7</w:t>
+        <w:t xml:space="preserve">Check 10 of 17 · Model pass · Recorded in document 22 · Gates G4, G5, G7, G8</w:t>
       </w:r>
     </w:p>
     <w:p>
@@ -701,7 +701,7 @@
                 <w:sz w:val="19"/>
                 <w:szCs w:val="19"/>
               </w:rPr>
-              <w:t xml:space="preserve">G4, G5 and G7</w:t>
+              <w:t xml:space="preserve">G4, G5, G7 and G8</w:t>
             </w:r>
           </w:p>
         </w:tc>
@@ -3293,6 +3293,63 @@
                 <w:szCs w:val="19"/>
               </w:rPr>
               <w:t xml:space="preserve">R1 Page 3 finished</w:t>
+            </w:r>
+          </w:p>
+        </w:tc>
+      </w:tr>
+      <w:tr>
+        <w:trPr>
+          <w:cantSplit/>
+        </w:trPr>
+        <w:tc>
+          <w:tcPr>
+            <w:tcW w:type="dxa" w:w="2059"/>
+            <w:tcMar>
+              <w:top w:type="dxa" w:w="60"/>
+              <w:left w:type="dxa" w:w="100"/>
+              <w:bottom w:type="dxa" w:w="60"/>
+              <w:right w:type="dxa" w:w="100"/>
+            </w:tcMar>
+          </w:tcPr>
+          <w:p>
+            <w:pPr>
+              <w:spacing w:after="0" w:line="240"/>
+            </w:pPr>
+            <w:r>
+              <w:rPr>
+                <w:rFonts w:ascii="Times New Roman" w:cs="Times New Roman" w:eastAsia="Times New Roman" w:hAnsi="Times New Roman"/>
+                <w:b w:val="false"/>
+                <w:bCs w:val="false"/>
+                <w:sz w:val="19"/>
+                <w:szCs w:val="19"/>
+              </w:rPr>
+              <w:t xml:space="preserve">G8.01</w:t>
+            </w:r>
+          </w:p>
+        </w:tc>
+        <w:tc>
+          <w:tcPr>
+            <w:tcW w:type="dxa" w:w="7301"/>
+            <w:tcMar>
+              <w:top w:type="dxa" w:w="60"/>
+              <w:left w:type="dxa" w:w="100"/>
+              <w:bottom w:type="dxa" w:w="60"/>
+              <w:right w:type="dxa" w:w="100"/>
+            </w:tcMar>
+          </w:tcPr>
+          <w:p>
+            <w:pPr>
+              <w:spacing w:after="0" w:line="240"/>
+            </w:pPr>
+            <w:r>
+              <w:rPr>
+                <w:rFonts w:ascii="Times New Roman" w:cs="Times New Roman" w:eastAsia="Times New Roman" w:hAnsi="Times New Roman"/>
+                <w:b w:val="false"/>
+                <w:bCs w:val="false"/>
+                <w:sz w:val="19"/>
+                <w:szCs w:val="19"/>
+              </w:rPr>
+              <w:t xml:space="preserve">R1 report pass</w:t>
             </w:r>
           </w:p>
         </w:tc>
